--- a/tmp/docx-verify/ai-generated-fmea.docx
+++ b/tmp/docx-verify/ai-generated-fmea.docx
@@ -556,7 +556,7 @@
     </w:p>
     <w:tbl>
       <w:tblPr>
-        <w:tblW w:type="dxa" w:w="9638"/>
+        <w:tblW w:type="dxa" w:w="14570"/>
         <w:tblBorders>
           <w:top w:val="single" w:color="auto" w:sz="4"/>
           <w:left w:val="single" w:color="auto" w:sz="4"/>
@@ -565,22 +565,23 @@
           <w:insideH w:val="single" w:color="auto" w:sz="4"/>
           <w:insideV w:val="single" w:color="auto" w:sz="4"/>
         </w:tblBorders>
+        <w:tblLayout w:type="fixed"/>
       </w:tblPr>
       <w:tblGrid>
-        <w:gridCol w:w="1071"/>
-        <w:gridCol w:w="1071"/>
-        <w:gridCol w:w="1071"/>
-        <w:gridCol w:w="1071"/>
-        <w:gridCol w:w="1071"/>
-        <w:gridCol w:w="1071"/>
-        <w:gridCol w:w="1071"/>
-        <w:gridCol w:w="1071"/>
-        <w:gridCol w:w="1071"/>
+        <w:gridCol w:w="1603"/>
+        <w:gridCol w:w="1603"/>
+        <w:gridCol w:w="1748"/>
+        <w:gridCol w:w="583"/>
+        <w:gridCol w:w="583"/>
+        <w:gridCol w:w="583"/>
+        <w:gridCol w:w="729"/>
+        <w:gridCol w:w="2768"/>
+        <w:gridCol w:w="4370"/>
       </w:tblGrid>
       <w:tr>
         <w:tc>
           <w:tcPr>
-            <w:tcW w:type="dxa" w:w="1071"/>
+            <w:tcW w:type="dxa" w:w="1603"/>
             <w:tcBorders>
               <w:top w:val="single" w:color="CCCCCC" w:sz="1"/>
               <w:left w:val="single" w:color="CCCCCC" w:sz="1"/>
@@ -610,7 +611,7 @@
         </w:tc>
         <w:tc>
           <w:tcPr>
-            <w:tcW w:type="dxa" w:w="1071"/>
+            <w:tcW w:type="dxa" w:w="1603"/>
             <w:tcBorders>
               <w:top w:val="single" w:color="CCCCCC" w:sz="1"/>
               <w:left w:val="single" w:color="CCCCCC" w:sz="1"/>
@@ -640,7 +641,7 @@
         </w:tc>
         <w:tc>
           <w:tcPr>
-            <w:tcW w:type="dxa" w:w="1071"/>
+            <w:tcW w:type="dxa" w:w="1748"/>
             <w:tcBorders>
               <w:top w:val="single" w:color="CCCCCC" w:sz="1"/>
               <w:left w:val="single" w:color="CCCCCC" w:sz="1"/>
@@ -670,7 +671,7 @@
         </w:tc>
         <w:tc>
           <w:tcPr>
-            <w:tcW w:type="dxa" w:w="1071"/>
+            <w:tcW w:type="dxa" w:w="583"/>
             <w:tcBorders>
               <w:top w:val="single" w:color="CCCCCC" w:sz="1"/>
               <w:left w:val="single" w:color="CCCCCC" w:sz="1"/>
@@ -700,7 +701,7 @@
         </w:tc>
         <w:tc>
           <w:tcPr>
-            <w:tcW w:type="dxa" w:w="1071"/>
+            <w:tcW w:type="dxa" w:w="583"/>
             <w:tcBorders>
               <w:top w:val="single" w:color="CCCCCC" w:sz="1"/>
               <w:left w:val="single" w:color="CCCCCC" w:sz="1"/>
@@ -730,7 +731,7 @@
         </w:tc>
         <w:tc>
           <w:tcPr>
-            <w:tcW w:type="dxa" w:w="1071"/>
+            <w:tcW w:type="dxa" w:w="583"/>
             <w:tcBorders>
               <w:top w:val="single" w:color="CCCCCC" w:sz="1"/>
               <w:left w:val="single" w:color="CCCCCC" w:sz="1"/>
@@ -760,7 +761,7 @@
         </w:tc>
         <w:tc>
           <w:tcPr>
-            <w:tcW w:type="dxa" w:w="1071"/>
+            <w:tcW w:type="dxa" w:w="729"/>
             <w:tcBorders>
               <w:top w:val="single" w:color="CCCCCC" w:sz="1"/>
               <w:left w:val="single" w:color="CCCCCC" w:sz="1"/>
@@ -790,7 +791,7 @@
         </w:tc>
         <w:tc>
           <w:tcPr>
-            <w:tcW w:type="dxa" w:w="1071"/>
+            <w:tcW w:type="dxa" w:w="2768"/>
             <w:tcBorders>
               <w:top w:val="single" w:color="CCCCCC" w:sz="1"/>
               <w:left w:val="single" w:color="CCCCCC" w:sz="1"/>
@@ -820,7 +821,7 @@
         </w:tc>
         <w:tc>
           <w:tcPr>
-            <w:tcW w:type="dxa" w:w="1071"/>
+            <w:tcW w:type="dxa" w:w="4370"/>
             <w:tcBorders>
               <w:top w:val="single" w:color="CCCCCC" w:sz="1"/>
               <w:left w:val="single" w:color="CCCCCC" w:sz="1"/>
@@ -852,7 +853,7 @@
       <w:tr>
         <w:tc>
           <w:tcPr>
-            <w:tcW w:type="dxa" w:w="1071"/>
+            <w:tcW w:type="dxa" w:w="1603"/>
             <w:tcBorders>
               <w:top w:val="single" w:color="CCCCCC" w:sz="1"/>
               <w:left w:val="single" w:color="CCCCCC" w:sz="1"/>
@@ -879,7 +880,7 @@
         </w:tc>
         <w:tc>
           <w:tcPr>
-            <w:tcW w:type="dxa" w:w="1071"/>
+            <w:tcW w:type="dxa" w:w="1603"/>
             <w:tcBorders>
               <w:top w:val="single" w:color="CCCCCC" w:sz="1"/>
               <w:left w:val="single" w:color="CCCCCC" w:sz="1"/>
@@ -906,7 +907,7 @@
         </w:tc>
         <w:tc>
           <w:tcPr>
-            <w:tcW w:type="dxa" w:w="1071"/>
+            <w:tcW w:type="dxa" w:w="1748"/>
             <w:tcBorders>
               <w:top w:val="single" w:color="CCCCCC" w:sz="1"/>
               <w:left w:val="single" w:color="CCCCCC" w:sz="1"/>
@@ -933,7 +934,7 @@
         </w:tc>
         <w:tc>
           <w:tcPr>
-            <w:tcW w:type="dxa" w:w="1071"/>
+            <w:tcW w:type="dxa" w:w="583"/>
             <w:tcBorders>
               <w:top w:val="single" w:color="CCCCCC" w:sz="1"/>
               <w:left w:val="single" w:color="CCCCCC" w:sz="1"/>
@@ -960,7 +961,7 @@
         </w:tc>
         <w:tc>
           <w:tcPr>
-            <w:tcW w:type="dxa" w:w="1071"/>
+            <w:tcW w:type="dxa" w:w="583"/>
             <w:tcBorders>
               <w:top w:val="single" w:color="CCCCCC" w:sz="1"/>
               <w:left w:val="single" w:color="CCCCCC" w:sz="1"/>
@@ -987,7 +988,7 @@
         </w:tc>
         <w:tc>
           <w:tcPr>
-            <w:tcW w:type="dxa" w:w="1071"/>
+            <w:tcW w:type="dxa" w:w="583"/>
             <w:tcBorders>
               <w:top w:val="single" w:color="CCCCCC" w:sz="1"/>
               <w:left w:val="single" w:color="CCCCCC" w:sz="1"/>
@@ -1014,7 +1015,7 @@
         </w:tc>
         <w:tc>
           <w:tcPr>
-            <w:tcW w:type="dxa" w:w="1071"/>
+            <w:tcW w:type="dxa" w:w="729"/>
             <w:tcBorders>
               <w:top w:val="single" w:color="CCCCCC" w:sz="1"/>
               <w:left w:val="single" w:color="CCCCCC" w:sz="1"/>
@@ -1041,7 +1042,7 @@
         </w:tc>
         <w:tc>
           <w:tcPr>
-            <w:tcW w:type="dxa" w:w="1071"/>
+            <w:tcW w:type="dxa" w:w="2768"/>
             <w:tcBorders>
               <w:top w:val="single" w:color="CCCCCC" w:sz="1"/>
               <w:left w:val="single" w:color="CCCCCC" w:sz="1"/>
@@ -1068,7 +1069,7 @@
         </w:tc>
         <w:tc>
           <w:tcPr>
-            <w:tcW w:type="dxa" w:w="1071"/>
+            <w:tcW w:type="dxa" w:w="4370"/>
             <w:tcBorders>
               <w:top w:val="single" w:color="CCCCCC" w:sz="1"/>
               <w:left w:val="single" w:color="CCCCCC" w:sz="1"/>
@@ -1095,7 +1096,7 @@
       </w:tr>
     </w:tbl>
     <w:sectPr>
-      <w:pgSz w:w="11906" w:h="16838" w:orient="portrait"/>
+      <w:pgSz w:w="16838" w:h="11906" w:orient="landscape"/>
       <w:pgMar w:top="1134" w:right="1134" w:bottom="1134" w:left="1134" w:header="708" w:footer="708" w:gutter="0"/>
       <w:pgNumType/>
       <w:docGrid w:linePitch="360"/>
@@ -1633,13 +1634,13 @@
 </file>
 
 <file path=customXml/itemProps1.xml><?xml version="1.0" encoding="utf-8"?>
-<ds:datastoreItem xmlns:ds="http://schemas.openxmlformats.org/officeDocument/2006/customXml" ds:itemID="{6603A0E5-863F-41AC-815A-58054227661B}"/>
+<ds:datastoreItem xmlns:ds="http://schemas.openxmlformats.org/officeDocument/2006/customXml" ds:itemID="{B6946F7A-E753-4E40-9D06-296965503918}"/>
 </file>
 
 <file path=customXml/itemProps2.xml><?xml version="1.0" encoding="utf-8"?>
-<ds:datastoreItem xmlns:ds="http://schemas.openxmlformats.org/officeDocument/2006/customXml" ds:itemID="{88964656-4B6B-4311-8A54-A0F1A7579F32}"/>
+<ds:datastoreItem xmlns:ds="http://schemas.openxmlformats.org/officeDocument/2006/customXml" ds:itemID="{F7D9C911-946A-4E4F-8526-F4D17866D4ED}"/>
 </file>
 
 <file path=customXml/itemProps3.xml><?xml version="1.0" encoding="utf-8"?>
-<ds:datastoreItem xmlns:ds="http://schemas.openxmlformats.org/officeDocument/2006/customXml" ds:itemID="{56C6AFE9-1692-4630-ADDE-A05163F1D3D3}"/>
+<ds:datastoreItem xmlns:ds="http://schemas.openxmlformats.org/officeDocument/2006/customXml" ds:itemID="{27ACAE0C-463A-484E-B481-3ABB9C6CF8A1}"/>
 </file>